--- a/outputs/final-report/HMMS_FULL_TEST_REPORT.docx
+++ b/outputs/final-report/HMMS_FULL_TEST_REPORT.docx
@@ -528,7 +528,7 @@
           <w:b w:val="0"/>
           <w:sz w:val="22"/>
         </w:rPr>
-        <w:t>Testing was completed for the Hotel Maintenance Management System, a Laravel-based web application that supports authentication, dashboard monitoring, maintenance request management, task assignment, task status progression, notifications and profile management. The assessment combined manual functional validation, visual verification of the running application, source-level traceability and the existing automated regression suite.</w:t>
+        <w:t>Testing was completed for the Hotel Maintenance Management System, a Laravel-based web application that supports administrator, receptionist, maintenance staff and guest reporting workflows. The system supports authentication, dashboard monitoring, guest maintenance reporting, request management, task assignment, task status progression, notifications and profile management. The assessment combined manual functional validation, visual verification of the running application, source-level traceability and the existing automated regression suite.</w:t>
       </w:r>
     </w:p>
     <w:tbl>
@@ -622,7 +622,7 @@
                 <w:b w:val="0"/>
                 <w:sz w:val="18"/>
               </w:rPr>
-              <w:t>18</w:t>
+              <w:t>21</w:t>
             </w:r>
           </w:p>
         </w:tc>
@@ -660,7 +660,7 @@
                 <w:b w:val="0"/>
                 <w:sz w:val="18"/>
               </w:rPr>
-              <w:t>18</w:t>
+              <w:t>21</w:t>
             </w:r>
           </w:p>
         </w:tc>
@@ -812,7 +812,7 @@
                 <w:b w:val="0"/>
                 <w:sz w:val="18"/>
               </w:rPr>
-              <w:t>25 passed (62 assertions)</w:t>
+              <w:t>26 passed (65 assertions)</w:t>
             </w:r>
           </w:p>
         </w:tc>
@@ -935,6 +935,14 @@
       </w:pPr>
       <w:r>
         <w:t>•  Validate navigation and integration between requests, tasks, users and notifications.</w:t>
+      </w:r>
+    </w:p>
+    <w:p>
+      <w:pPr>
+        <w:ind w:left="360" w:hanging="259"/>
+      </w:pPr>
+      <w:r>
+        <w:t>•  Confirm guest reporting without exposing protected maintenance data.</w:t>
       </w:r>
     </w:p>
     <w:p>
@@ -1080,6 +1088,44 @@
                 <w:b w:val="0"/>
                 <w:sz w:val="18"/>
               </w:rPr>
+              <w:t>Guest Access</w:t>
+            </w:r>
+          </w:p>
+        </w:tc>
+        <w:tc>
+          <w:tcPr>
+            <w:tcW w:type="dxa" w:w="6624"/>
+            <w:vAlign w:val="center"/>
+            <w:shd w:fill="FFFFFF"/>
+          </w:tcPr>
+          <w:p>
+            <w:r/>
+            <w:r>
+              <w:rPr>
+                <w:rFonts w:ascii="Arial" w:hAnsi="Arial"/>
+                <w:b w:val="0"/>
+                <w:sz w:val="18"/>
+              </w:rPr>
+              <w:t>Continue as Guest link, public report page and protected-route restrictions</w:t>
+            </w:r>
+          </w:p>
+        </w:tc>
+      </w:tr>
+      <w:tr>
+        <w:tc>
+          <w:tcPr>
+            <w:tcW w:type="dxa" w:w="2880"/>
+            <w:vAlign w:val="center"/>
+            <w:shd w:fill="F3F6FA"/>
+          </w:tcPr>
+          <w:p>
+            <w:r/>
+            <w:r>
+              <w:rPr>
+                <w:rFonts w:ascii="Arial" w:hAnsi="Arial"/>
+                <w:b w:val="0"/>
+                <w:sz w:val="18"/>
+              </w:rPr>
               <w:t>Dashboard</w:t>
             </w:r>
           </w:p>
@@ -1088,7 +1134,7 @@
           <w:tcPr>
             <w:tcW w:type="dxa" w:w="6624"/>
             <w:vAlign w:val="center"/>
-            <w:shd w:fill="FFFFFF"/>
+            <w:shd w:fill="F3F6FA"/>
           </w:tcPr>
           <w:p>
             <w:r/>
@@ -1108,7 +1154,7 @@
           <w:tcPr>
             <w:tcW w:type="dxa" w:w="2880"/>
             <w:vAlign w:val="center"/>
-            <w:shd w:fill="F3F6FA"/>
+            <w:shd w:fill="FFFFFF"/>
           </w:tcPr>
           <w:p>
             <w:r/>
@@ -1126,7 +1172,7 @@
           <w:tcPr>
             <w:tcW w:type="dxa" w:w="6624"/>
             <w:vAlign w:val="center"/>
-            <w:shd w:fill="F3F6FA"/>
+            <w:shd w:fill="FFFFFF"/>
           </w:tcPr>
           <w:p>
             <w:r/>
@@ -1146,7 +1192,7 @@
           <w:tcPr>
             <w:tcW w:type="dxa" w:w="2880"/>
             <w:vAlign w:val="center"/>
-            <w:shd w:fill="FFFFFF"/>
+            <w:shd w:fill="F3F6FA"/>
           </w:tcPr>
           <w:p>
             <w:r/>
@@ -1164,7 +1210,7 @@
           <w:tcPr>
             <w:tcW w:type="dxa" w:w="6624"/>
             <w:vAlign w:val="center"/>
-            <w:shd w:fill="FFFFFF"/>
+            <w:shd w:fill="F3F6FA"/>
           </w:tcPr>
           <w:p>
             <w:r/>
@@ -1184,7 +1230,7 @@
           <w:tcPr>
             <w:tcW w:type="dxa" w:w="2880"/>
             <w:vAlign w:val="center"/>
-            <w:shd w:fill="F3F6FA"/>
+            <w:shd w:fill="FFFFFF"/>
           </w:tcPr>
           <w:p>
             <w:r/>
@@ -1202,7 +1248,7 @@
           <w:tcPr>
             <w:tcW w:type="dxa" w:w="6624"/>
             <w:vAlign w:val="center"/>
-            <w:shd w:fill="F3F6FA"/>
+            <w:shd w:fill="FFFFFF"/>
           </w:tcPr>
           <w:p>
             <w:r/>
@@ -1222,7 +1268,7 @@
           <w:tcPr>
             <w:tcW w:type="dxa" w:w="2880"/>
             <w:vAlign w:val="center"/>
-            <w:shd w:fill="FFFFFF"/>
+            <w:shd w:fill="F3F6FA"/>
           </w:tcPr>
           <w:p>
             <w:r/>
@@ -1240,7 +1286,7 @@
           <w:tcPr>
             <w:tcW w:type="dxa" w:w="6624"/>
             <w:vAlign w:val="center"/>
-            <w:shd w:fill="FFFFFF"/>
+            <w:shd w:fill="F3F6FA"/>
           </w:tcPr>
           <w:p>
             <w:r/>
@@ -1260,7 +1306,7 @@
           <w:tcPr>
             <w:tcW w:type="dxa" w:w="2880"/>
             <w:vAlign w:val="center"/>
-            <w:shd w:fill="F3F6FA"/>
+            <w:shd w:fill="FFFFFF"/>
           </w:tcPr>
           <w:p>
             <w:r/>
@@ -1278,7 +1324,7 @@
           <w:tcPr>
             <w:tcW w:type="dxa" w:w="6624"/>
             <w:vAlign w:val="center"/>
-            <w:shd w:fill="F3F6FA"/>
+            <w:shd w:fill="FFFFFF"/>
           </w:tcPr>
           <w:p>
             <w:r/>
@@ -1298,7 +1344,7 @@
           <w:tcPr>
             <w:tcW w:type="dxa" w:w="2880"/>
             <w:vAlign w:val="center"/>
-            <w:shd w:fill="FFFFFF"/>
+            <w:shd w:fill="F3F6FA"/>
           </w:tcPr>
           <w:p>
             <w:r/>
@@ -1316,7 +1362,7 @@
           <w:tcPr>
             <w:tcW w:type="dxa" w:w="6624"/>
             <w:vAlign w:val="center"/>
-            <w:shd w:fill="FFFFFF"/>
+            <w:shd w:fill="F3F6FA"/>
           </w:tcPr>
           <w:p>
             <w:r/>
@@ -1498,7 +1544,7 @@
                 <w:b w:val="0"/>
                 <w:sz w:val="18"/>
               </w:rPr>
-              <w:t>TC-001, TC-003, TC-004, TC-006-TC-014</w:t>
+              <w:t>TC-001, TC-003, TC-004, TC-006-TC-014, TC-018-TC-019</w:t>
             </w:r>
           </w:p>
         </w:tc>
@@ -1592,7 +1638,7 @@
                 <w:b w:val="0"/>
                 <w:sz w:val="18"/>
               </w:rPr>
-              <w:t>Confirm authentication boundaries and logout</w:t>
+              <w:t>Confirm authentication boundaries, guest restrictions and logout</w:t>
             </w:r>
           </w:p>
         </w:tc>
@@ -1610,7 +1656,7 @@
                 <w:b w:val="0"/>
                 <w:sz w:val="18"/>
               </w:rPr>
-              <w:t>TC-015</w:t>
+              <w:t>TC-015, TC-020</w:t>
             </w:r>
           </w:p>
         </w:tc>
@@ -1666,7 +1712,7 @@
                 <w:b w:val="0"/>
                 <w:sz w:val="18"/>
               </w:rPr>
-              <w:t>TC-018: 25 tests, 62 assertions</w:t>
+              <w:t>TC-021: 26 tests, 65 assertions</w:t>
             </w:r>
           </w:p>
         </w:tc>
@@ -1704,7 +1750,7 @@
                 <w:b w:val="0"/>
                 <w:sz w:val="18"/>
               </w:rPr>
-              <w:t>Confirm usability, status badges, forms and navigation</w:t>
+              <w:t>Confirm usability, status badges, forms, guest report page and navigation</w:t>
             </w:r>
           </w:p>
         </w:tc>
@@ -1722,7 +1768,7 @@
                 <w:b w:val="0"/>
                 <w:sz w:val="18"/>
               </w:rPr>
-              <w:t>Figures A1-A5</w:t>
+              <w:t>Figures A1-A5 and Guest report UI</w:t>
             </w:r>
           </w:p>
         </w:tc>
@@ -2188,7 +2234,7 @@
                 <w:b w:val="0"/>
                 <w:sz w:val="18"/>
               </w:rPr>
-              <w:t>1 July 2026</w:t>
+              <w:t>9 July 2026</w:t>
             </w:r>
           </w:p>
         </w:tc>
@@ -2226,7 +2272,7 @@
                 <w:b w:val="0"/>
                 <w:sz w:val="18"/>
               </w:rPr>
-              <w:t>Administrator and maintenance staff accounts created for local validation</w:t>
+              <w:t>Administrator, receptionist, maintenance staff and unauthenticated guest flow</w:t>
             </w:r>
           </w:p>
         </w:tc>
@@ -2264,7 +2310,7 @@
                 <w:b w:val="0"/>
                 <w:sz w:val="18"/>
               </w:rPr>
-              <w:t>Seeded requests in Pending, In Progress and Completed states</w:t>
+              <w:t>Seeded requests in Pending, In Progress and Completed states, including guest-submitted reports</w:t>
             </w:r>
           </w:p>
         </w:tc>
@@ -2452,7 +2498,7 @@
                 <w:b w:val="0"/>
                 <w:sz w:val="18"/>
               </w:rPr>
-              <w:t>18</w:t>
+              <w:t>21</w:t>
             </w:r>
           </w:p>
         </w:tc>
@@ -2620,7 +2666,7 @@
                 <w:b w:val="0"/>
                 <w:sz w:val="18"/>
               </w:rPr>
-              <w:t>18</w:t>
+              <w:t>21</w:t>
             </w:r>
           </w:p>
         </w:tc>
@@ -2652,7 +2698,7 @@
           <w:b w:val="0"/>
           <w:sz w:val="22"/>
         </w:rPr>
-        <w:t>The automated regression suite separately completed 25 tests with 62 assertions and zero failures. Functional cases and automated cases are reported separately to avoid double-counting coverage.</w:t>
+        <w:t>The automated regression suite separately completed 26 tests with 65 assertions and zero failures. Functional cases and automated cases are reported separately to avoid double-counting coverage.</w:t>
       </w:r>
     </w:p>
     <w:p>
@@ -2812,7 +2858,7 @@
                 <w:b w:val="0"/>
                 <w:sz w:val="18"/>
               </w:rPr>
-              <w:t>TC-001, TC-002, TC-015, TC-016</w:t>
+              <w:t>TC-001, TC-002, TC-015, TC-016, TC-020</w:t>
             </w:r>
           </w:p>
         </w:tc>
@@ -2850,6 +2896,80 @@
                 <w:b w:val="0"/>
                 <w:sz w:val="18"/>
               </w:rPr>
+              <w:t>Guest damage reporting</w:t>
+            </w:r>
+          </w:p>
+        </w:tc>
+        <w:tc>
+          <w:tcPr>
+            <w:tcW w:type="dxa" w:w="3456"/>
+            <w:vAlign w:val="center"/>
+            <w:shd w:fill="FFFFFF"/>
+          </w:tcPr>
+          <w:p>
+            <w:r/>
+            <w:r>
+              <w:rPr>
+                <w:rFonts w:ascii="Arial" w:hAnsi="Arial"/>
+                <w:b w:val="0"/>
+                <w:sz w:val="18"/>
+              </w:rPr>
+              <w:t>Public guest report routes, image upload and nullable requester support</w:t>
+            </w:r>
+          </w:p>
+        </w:tc>
+        <w:tc>
+          <w:tcPr>
+            <w:tcW w:type="dxa" w:w="2304"/>
+            <w:vAlign w:val="center"/>
+            <w:shd w:fill="FFFFFF"/>
+          </w:tcPr>
+          <w:p>
+            <w:r/>
+            <w:r>
+              <w:rPr>
+                <w:rFonts w:ascii="Arial" w:hAnsi="Arial"/>
+                <w:b w:val="0"/>
+                <w:sz w:val="18"/>
+              </w:rPr>
+              <w:t>TC-018, TC-019, TC-020</w:t>
+            </w:r>
+          </w:p>
+        </w:tc>
+        <w:tc>
+          <w:tcPr>
+            <w:tcW w:type="dxa" w:w="1008"/>
+            <w:vAlign w:val="center"/>
+            <w:shd w:fill="FFFFFF"/>
+          </w:tcPr>
+          <w:p>
+            <w:r/>
+            <w:r>
+              <w:rPr>
+                <w:rFonts w:ascii="Arial" w:hAnsi="Arial"/>
+                <w:b w:val="0"/>
+                <w:sz w:val="18"/>
+              </w:rPr>
+              <w:t>Pass</w:t>
+            </w:r>
+          </w:p>
+        </w:tc>
+      </w:tr>
+      <w:tr>
+        <w:tc>
+          <w:tcPr>
+            <w:tcW w:type="dxa" w:w="2304"/>
+            <w:vAlign w:val="center"/>
+            <w:shd w:fill="F3F6FA"/>
+          </w:tcPr>
+          <w:p>
+            <w:r/>
+            <w:r>
+              <w:rPr>
+                <w:rFonts w:ascii="Arial" w:hAnsi="Arial"/>
+                <w:b w:val="0"/>
+                <w:sz w:val="18"/>
+              </w:rPr>
               <w:t>Operational overview</w:t>
             </w:r>
           </w:p>
@@ -2858,7 +2978,7 @@
           <w:tcPr>
             <w:tcW w:type="dxa" w:w="3456"/>
             <w:vAlign w:val="center"/>
-            <w:shd w:fill="FFFFFF"/>
+            <w:shd w:fill="F3F6FA"/>
           </w:tcPr>
           <w:p>
             <w:r/>
@@ -2876,7 +2996,7 @@
           <w:tcPr>
             <w:tcW w:type="dxa" w:w="2304"/>
             <w:vAlign w:val="center"/>
-            <w:shd w:fill="FFFFFF"/>
+            <w:shd w:fill="F3F6FA"/>
           </w:tcPr>
           <w:p>
             <w:r/>
@@ -2894,7 +3014,7 @@
           <w:tcPr>
             <w:tcW w:type="dxa" w:w="1008"/>
             <w:vAlign w:val="center"/>
-            <w:shd w:fill="FFFFFF"/>
+            <w:shd w:fill="F3F6FA"/>
           </w:tcPr>
           <w:p>
             <w:r/>
@@ -2914,7 +3034,7 @@
           <w:tcPr>
             <w:tcW w:type="dxa" w:w="2304"/>
             <w:vAlign w:val="center"/>
-            <w:shd w:fill="F3F6FA"/>
+            <w:shd w:fill="FFFFFF"/>
           </w:tcPr>
           <w:p>
             <w:r/>
@@ -2932,7 +3052,7 @@
           <w:tcPr>
             <w:tcW w:type="dxa" w:w="3456"/>
             <w:vAlign w:val="center"/>
-            <w:shd w:fill="F3F6FA"/>
+            <w:shd w:fill="FFFFFF"/>
           </w:tcPr>
           <w:p>
             <w:r/>
@@ -2950,17 +3070,17 @@
           <w:tcPr>
             <w:tcW w:type="dxa" w:w="2304"/>
             <w:vAlign w:val="center"/>
-            <w:shd w:fill="F3F6FA"/>
-          </w:tcPr>
-          <w:p>
-            <w:r/>
-            <w:r>
-              <w:rPr>
-                <w:rFonts w:ascii="Arial" w:hAnsi="Arial"/>
-                <w:b w:val="0"/>
-                <w:sz w:val="18"/>
-              </w:rPr>
-              <w:t>TC-004-TC-008, TC-017</w:t>
+            <w:shd w:fill="FFFFFF"/>
+          </w:tcPr>
+          <w:p>
+            <w:r/>
+            <w:r>
+              <w:rPr>
+                <w:rFonts w:ascii="Arial" w:hAnsi="Arial"/>
+                <w:b w:val="0"/>
+                <w:sz w:val="18"/>
+              </w:rPr>
+              <w:t>TC-004-TC-008, TC-017, TC-019</w:t>
             </w:r>
           </w:p>
         </w:tc>
@@ -2968,7 +3088,7 @@
           <w:tcPr>
             <w:tcW w:type="dxa" w:w="1008"/>
             <w:vAlign w:val="center"/>
-            <w:shd w:fill="F3F6FA"/>
+            <w:shd w:fill="FFFFFF"/>
           </w:tcPr>
           <w:p>
             <w:r/>
@@ -2988,7 +3108,7 @@
           <w:tcPr>
             <w:tcW w:type="dxa" w:w="2304"/>
             <w:vAlign w:val="center"/>
-            <w:shd w:fill="FFFFFF"/>
+            <w:shd w:fill="F3F6FA"/>
           </w:tcPr>
           <w:p>
             <w:r/>
@@ -3006,7 +3126,7 @@
           <w:tcPr>
             <w:tcW w:type="dxa" w:w="3456"/>
             <w:vAlign w:val="center"/>
-            <w:shd w:fill="FFFFFF"/>
+            <w:shd w:fill="F3F6FA"/>
           </w:tcPr>
           <w:p>
             <w:r/>
@@ -3024,7 +3144,7 @@
           <w:tcPr>
             <w:tcW w:type="dxa" w:w="2304"/>
             <w:vAlign w:val="center"/>
-            <w:shd w:fill="FFFFFF"/>
+            <w:shd w:fill="F3F6FA"/>
           </w:tcPr>
           <w:p>
             <w:r/>
@@ -3042,7 +3162,7 @@
           <w:tcPr>
             <w:tcW w:type="dxa" w:w="1008"/>
             <w:vAlign w:val="center"/>
-            <w:shd w:fill="FFFFFF"/>
+            <w:shd w:fill="F3F6FA"/>
           </w:tcPr>
           <w:p>
             <w:r/>
@@ -3062,7 +3182,7 @@
           <w:tcPr>
             <w:tcW w:type="dxa" w:w="2304"/>
             <w:vAlign w:val="center"/>
-            <w:shd w:fill="F3F6FA"/>
+            <w:shd w:fill="FFFFFF"/>
           </w:tcPr>
           <w:p>
             <w:r/>
@@ -3080,7 +3200,7 @@
           <w:tcPr>
             <w:tcW w:type="dxa" w:w="3456"/>
             <w:vAlign w:val="center"/>
-            <w:shd w:fill="F3F6FA"/>
+            <w:shd w:fill="FFFFFF"/>
           </w:tcPr>
           <w:p>
             <w:r/>
@@ -3098,7 +3218,7 @@
           <w:tcPr>
             <w:tcW w:type="dxa" w:w="2304"/>
             <w:vAlign w:val="center"/>
-            <w:shd w:fill="F3F6FA"/>
+            <w:shd w:fill="FFFFFF"/>
           </w:tcPr>
           <w:p>
             <w:r/>
@@ -3116,7 +3236,7 @@
           <w:tcPr>
             <w:tcW w:type="dxa" w:w="1008"/>
             <w:vAlign w:val="center"/>
-            <w:shd w:fill="F3F6FA"/>
+            <w:shd w:fill="FFFFFF"/>
           </w:tcPr>
           <w:p>
             <w:r/>
@@ -3136,7 +3256,7 @@
           <w:tcPr>
             <w:tcW w:type="dxa" w:w="2304"/>
             <w:vAlign w:val="center"/>
-            <w:shd w:fill="FFFFFF"/>
+            <w:shd w:fill="F3F6FA"/>
           </w:tcPr>
           <w:p>
             <w:r/>
@@ -3154,7 +3274,7 @@
           <w:tcPr>
             <w:tcW w:type="dxa" w:w="3456"/>
             <w:vAlign w:val="center"/>
-            <w:shd w:fill="FFFFFF"/>
+            <w:shd w:fill="F3F6FA"/>
           </w:tcPr>
           <w:p>
             <w:r/>
@@ -3172,17 +3292,17 @@
           <w:tcPr>
             <w:tcW w:type="dxa" w:w="2304"/>
             <w:vAlign w:val="center"/>
-            <w:shd w:fill="FFFFFF"/>
-          </w:tcPr>
-          <w:p>
-            <w:r/>
-            <w:r>
-              <w:rPr>
-                <w:rFonts w:ascii="Arial" w:hAnsi="Arial"/>
-                <w:b w:val="0"/>
-                <w:sz w:val="18"/>
-              </w:rPr>
-              <w:t>TC-012, TC-013</w:t>
+            <w:shd w:fill="F3F6FA"/>
+          </w:tcPr>
+          <w:p>
+            <w:r/>
+            <w:r>
+              <w:rPr>
+                <w:rFonts w:ascii="Arial" w:hAnsi="Arial"/>
+                <w:b w:val="0"/>
+                <w:sz w:val="18"/>
+              </w:rPr>
+              <w:t>TC-012, TC-013, TC-019</w:t>
             </w:r>
           </w:p>
         </w:tc>
@@ -3190,7 +3310,7 @@
           <w:tcPr>
             <w:tcW w:type="dxa" w:w="1008"/>
             <w:vAlign w:val="center"/>
-            <w:shd w:fill="FFFFFF"/>
+            <w:shd w:fill="F3F6FA"/>
           </w:tcPr>
           <w:p>
             <w:r/>
@@ -3210,7 +3330,7 @@
           <w:tcPr>
             <w:tcW w:type="dxa" w:w="2304"/>
             <w:vAlign w:val="center"/>
-            <w:shd w:fill="F3F6FA"/>
+            <w:shd w:fill="FFFFFF"/>
           </w:tcPr>
           <w:p>
             <w:r/>
@@ -3228,7 +3348,7 @@
           <w:tcPr>
             <w:tcW w:type="dxa" w:w="3456"/>
             <w:vAlign w:val="center"/>
-            <w:shd w:fill="F3F6FA"/>
+            <w:shd w:fill="FFFFFF"/>
           </w:tcPr>
           <w:p>
             <w:r/>
@@ -3246,7 +3366,7 @@
           <w:tcPr>
             <w:tcW w:type="dxa" w:w="2304"/>
             <w:vAlign w:val="center"/>
-            <w:shd w:fill="F3F6FA"/>
+            <w:shd w:fill="FFFFFF"/>
           </w:tcPr>
           <w:p>
             <w:r/>
@@ -3264,7 +3384,7 @@
           <w:tcPr>
             <w:tcW w:type="dxa" w:w="1008"/>
             <w:vAlign w:val="center"/>
-            <w:shd w:fill="F3F6FA"/>
+            <w:shd w:fill="FFFFFF"/>
           </w:tcPr>
           <w:p>
             <w:r/>
@@ -3284,7 +3404,7 @@
           <w:tcPr>
             <w:tcW w:type="dxa" w:w="2304"/>
             <w:vAlign w:val="center"/>
-            <w:shd w:fill="FFFFFF"/>
+            <w:shd w:fill="F3F6FA"/>
           </w:tcPr>
           <w:p>
             <w:r/>
@@ -3302,7 +3422,7 @@
           <w:tcPr>
             <w:tcW w:type="dxa" w:w="3456"/>
             <w:vAlign w:val="center"/>
-            <w:shd w:fill="FFFFFF"/>
+            <w:shd w:fill="F3F6FA"/>
           </w:tcPr>
           <w:p>
             <w:r/>
@@ -3320,17 +3440,17 @@
           <w:tcPr>
             <w:tcW w:type="dxa" w:w="2304"/>
             <w:vAlign w:val="center"/>
-            <w:shd w:fill="FFFFFF"/>
-          </w:tcPr>
-          <w:p>
-            <w:r/>
-            <w:r>
-              <w:rPr>
-                <w:rFonts w:ascii="Arial" w:hAnsi="Arial"/>
-                <w:b w:val="0"/>
-                <w:sz w:val="18"/>
-              </w:rPr>
-              <w:t>TC-018</w:t>
+            <w:shd w:fill="F3F6FA"/>
+          </w:tcPr>
+          <w:p>
+            <w:r/>
+            <w:r>
+              <w:rPr>
+                <w:rFonts w:ascii="Arial" w:hAnsi="Arial"/>
+                <w:b w:val="0"/>
+                <w:sz w:val="18"/>
+              </w:rPr>
+              <w:t>TC-021</w:t>
             </w:r>
           </w:p>
         </w:tc>
@@ -3338,7 +3458,7 @@
           <w:tcPr>
             <w:tcW w:type="dxa" w:w="1008"/>
             <w:vAlign w:val="center"/>
-            <w:shd w:fill="FFFFFF"/>
+            <w:shd w:fill="F3F6FA"/>
           </w:tcPr>
           <w:p>
             <w:r/>
@@ -3670,7 +3790,7 @@
                 <w:b w:val="0"/>
                 <w:sz w:val="18"/>
               </w:rPr>
-              <w:t>2</w:t>
+              <w:t>4</w:t>
             </w:r>
           </w:p>
         </w:tc>
@@ -3744,7 +3864,7 @@
                 <w:b w:val="0"/>
                 <w:sz w:val="18"/>
               </w:rPr>
-              <w:t>3</w:t>
+              <w:t>5</w:t>
             </w:r>
           </w:p>
         </w:tc>
@@ -4163,6 +4283,190 @@
           </w:p>
         </w:tc>
       </w:tr>
+      <w:tr>
+        <w:tc>
+          <w:tcPr>
+            <w:tcW w:type="dxa" w:w="1152"/>
+            <w:vAlign w:val="center"/>
+            <w:shd w:fill="FFFFFF"/>
+          </w:tcPr>
+          <w:p>
+            <w:r/>
+            <w:r>
+              <w:rPr>
+                <w:rFonts w:ascii="Arial" w:hAnsi="Arial"/>
+                <w:b w:val="0"/>
+                <w:sz w:val="18"/>
+              </w:rPr>
+              <w:t>DF-004</w:t>
+            </w:r>
+          </w:p>
+        </w:tc>
+        <w:tc>
+          <w:tcPr>
+            <w:tcW w:type="dxa" w:w="2160"/>
+            <w:vAlign w:val="center"/>
+            <w:shd w:fill="FFFFFF"/>
+          </w:tcPr>
+          <w:p>
+            <w:r/>
+            <w:r>
+              <w:rPr>
+                <w:rFonts w:ascii="Arial" w:hAnsi="Arial"/>
+                <w:b w:val="0"/>
+                <w:sz w:val="18"/>
+              </w:rPr>
+              <w:t>Dashboard In Progress card appeared as a half-height progress bar</w:t>
+            </w:r>
+          </w:p>
+        </w:tc>
+        <w:tc>
+          <w:tcPr>
+            <w:tcW w:type="dxa" w:w="2016"/>
+            <w:vAlign w:val="center"/>
+            <w:shd w:fill="FFFFFF"/>
+          </w:tcPr>
+          <w:p>
+            <w:r/>
+            <w:r>
+              <w:rPr>
+                <w:rFonts w:ascii="Arial" w:hAnsi="Arial"/>
+                <w:b w:val="0"/>
+                <w:sz w:val="18"/>
+              </w:rPr>
+              <w:t>CSS class conflict with Bootstrap .progress</w:t>
+            </w:r>
+          </w:p>
+        </w:tc>
+        <w:tc>
+          <w:tcPr>
+            <w:tcW w:type="dxa" w:w="2448"/>
+            <w:vAlign w:val="center"/>
+            <w:shd w:fill="FFFFFF"/>
+          </w:tcPr>
+          <w:p>
+            <w:r/>
+            <w:r>
+              <w:rPr>
+                <w:rFonts w:ascii="Arial" w:hAnsi="Arial"/>
+                <w:b w:val="0"/>
+                <w:sz w:val="18"/>
+              </w:rPr>
+              <w:t>Card class was renamed to in-progress and matching CSS selectors were updated</w:t>
+            </w:r>
+          </w:p>
+        </w:tc>
+        <w:tc>
+          <w:tcPr>
+            <w:tcW w:type="dxa" w:w="1008"/>
+            <w:vAlign w:val="center"/>
+            <w:shd w:fill="FFFFFF"/>
+          </w:tcPr>
+          <w:p>
+            <w:r/>
+            <w:r>
+              <w:rPr>
+                <w:rFonts w:ascii="Arial" w:hAnsi="Arial"/>
+                <w:b w:val="0"/>
+                <w:sz w:val="18"/>
+              </w:rPr>
+              <w:t>Closed</w:t>
+            </w:r>
+          </w:p>
+        </w:tc>
+      </w:tr>
+      <w:tr>
+        <w:tc>
+          <w:tcPr>
+            <w:tcW w:type="dxa" w:w="1152"/>
+            <w:vAlign w:val="center"/>
+            <w:shd w:fill="F3F6FA"/>
+          </w:tcPr>
+          <w:p>
+            <w:r/>
+            <w:r>
+              <w:rPr>
+                <w:rFonts w:ascii="Arial" w:hAnsi="Arial"/>
+                <w:b w:val="0"/>
+                <w:sz w:val="18"/>
+              </w:rPr>
+              <w:t>DF-005</w:t>
+            </w:r>
+          </w:p>
+        </w:tc>
+        <w:tc>
+          <w:tcPr>
+            <w:tcW w:type="dxa" w:w="2160"/>
+            <w:vAlign w:val="center"/>
+            <w:shd w:fill="F3F6FA"/>
+          </w:tcPr>
+          <w:p>
+            <w:r/>
+            <w:r>
+              <w:rPr>
+                <w:rFonts w:ascii="Arial" w:hAnsi="Arial"/>
+                <w:b w:val="0"/>
+                <w:sz w:val="18"/>
+              </w:rPr>
+              <w:t>Guest request could not be saved without a user account</w:t>
+            </w:r>
+          </w:p>
+        </w:tc>
+        <w:tc>
+          <w:tcPr>
+            <w:tcW w:type="dxa" w:w="2016"/>
+            <w:vAlign w:val="center"/>
+            <w:shd w:fill="F3F6FA"/>
+          </w:tcPr>
+          <w:p>
+            <w:r/>
+            <w:r>
+              <w:rPr>
+                <w:rFonts w:ascii="Arial" w:hAnsi="Arial"/>
+                <w:b w:val="0"/>
+                <w:sz w:val="18"/>
+              </w:rPr>
+              <w:t>maintenance_requests.user_id was originally required</w:t>
+            </w:r>
+          </w:p>
+        </w:tc>
+        <w:tc>
+          <w:tcPr>
+            <w:tcW w:type="dxa" w:w="2448"/>
+            <w:vAlign w:val="center"/>
+            <w:shd w:fill="F3F6FA"/>
+          </w:tcPr>
+          <w:p>
+            <w:r/>
+            <w:r>
+              <w:rPr>
+                <w:rFonts w:ascii="Arial" w:hAnsi="Arial"/>
+                <w:b w:val="0"/>
+                <w:sz w:val="18"/>
+              </w:rPr>
+              <w:t>A migration changed user_id to nullable and guest reports are saved with pending status</w:t>
+            </w:r>
+          </w:p>
+        </w:tc>
+        <w:tc>
+          <w:tcPr>
+            <w:tcW w:type="dxa" w:w="1008"/>
+            <w:vAlign w:val="center"/>
+            <w:shd w:fill="F3F6FA"/>
+          </w:tcPr>
+          <w:p>
+            <w:r/>
+            <w:r>
+              <w:rPr>
+                <w:rFonts w:ascii="Arial" w:hAnsi="Arial"/>
+                <w:b w:val="0"/>
+                <w:sz w:val="18"/>
+              </w:rPr>
+              <w:t>Closed</w:t>
+            </w:r>
+          </w:p>
+        </w:tc>
+      </w:tr>
     </w:tbl>
     <w:p/>
     <w:p>
@@ -4280,7 +4584,7 @@
         <w:pStyle w:val="Heading2"/>
       </w:pPr>
       <w:r>
-        <w:t>8.4 Final Verification</w:t>
+        <w:t>8.4 Example: Guest Reporting Access</w:t>
       </w:r>
     </w:p>
     <w:p>
@@ -4290,7 +4594,25 @@
           <w:b w:val="0"/>
           <w:sz w:val="22"/>
         </w:rPr>
-        <w:t>The final regression execution reported 25 passed tests and 62 assertions. Live navigation produced successful pages for the dashboard, maintenance list, request detail, request creation form and notification centre. No blocking server or browser error was observed in the final evidence pass.</w:t>
+        <w:t>Symptom: the system originally required a logged-in user to create a maintenance request. The updated requirement introduced an unauthenticated Guest user who can report damage only. The solution added public guest routes, a Continue as Guest link on the login page, a styled guest report form, image upload support and a nullable user_id database change. Protected pages such as Dashboard and Maintenance remain behind authentication.</w:t>
+      </w:r>
+    </w:p>
+    <w:p>
+      <w:pPr>
+        <w:pStyle w:val="Heading2"/>
+      </w:pPr>
+      <w:r>
+        <w:t>8.5 Final Verification</w:t>
+      </w:r>
+    </w:p>
+    <w:p>
+      <w:r>
+        <w:rPr>
+          <w:rFonts w:ascii="Arial" w:hAnsi="Arial"/>
+          <w:b w:val="0"/>
+          <w:sz w:val="22"/>
+        </w:rPr>
+        <w:t>The final regression execution reported 26 passed tests and 65 assertions. Live navigation produced successful pages for the dashboard, maintenance list, request detail, request creation form, guest report form and notification centre. No blocking server or browser error was observed in the final evidence pass.</w:t>
       </w:r>
     </w:p>
     <w:p>
@@ -4308,7 +4630,7 @@
           <w:b w:val="0"/>
           <w:sz w:val="22"/>
         </w:rPr>
-        <w:t>The testing objectives were met. All 18 documented functional test cases passed, the automated suite passed 25 tests with 62 assertions, all in-scope requirements have traceable coverage, and no critical or major defect remains open. The system correctly supports the main hotel maintenance workflow from request submission through assignment, work progression, completion and notification.</w:t>
+        <w:t>The testing objectives were met. All 21 documented functional test cases passed, the automated suite passed 26 tests with 65 assertions, all in-scope requirements have traceable coverage, and no critical or major defect remains open. The system correctly supports the main hotel maintenance workflow from guest or authenticated request submission through administrator/receptionist review, staff assignment, work progression, completion and notification.</w:t>
       </w:r>
     </w:p>
     <w:tbl>
@@ -4606,7 +4928,7 @@
           <w:b w:val="0"/>
           <w:sz w:val="22"/>
         </w:rPr>
-        <w:t>Recommendation: proceed with the CSC2854 final project demonstration using the seeded administrator and staff test accounts. Retain the accompanying workbook as the primary step-by-step test case record.</w:t>
+        <w:t>Recommendation: proceed with the CSC2854 final project demonstration using the seeded administrator, receptionist and staff test accounts plus the unauthenticated guest reporting flow. Retain the accompanying workbook as the primary step-by-step test case record.</w:t>
       </w:r>
     </w:p>
     <w:p>
@@ -4902,7 +5224,7 @@
           <w:b w:val="0"/>
           <w:sz w:val="22"/>
         </w:rPr>
-        <w:t>The complete test case register is supplied as HMMS_FULL_TEST_CASES.xlsx. It contains a summary worksheet and 18 individual test case worksheets. Every worksheet records prerequisites, test data, three execution steps, expected results, actual results and final status.</w:t>
+        <w:t>The complete test case register is supplied as HMMS_FULL_TEST_CASES.xlsx. It contains a summary worksheet and 21 individual test case worksheets. Every worksheet records prerequisites, test data, three execution steps, expected results, actual results and final status.</w:t>
       </w:r>
     </w:p>
     <w:tbl>
@@ -4996,7 +5318,7 @@
                 <w:b w:val="0"/>
                 <w:sz w:val="18"/>
               </w:rPr>
-              <w:t>18 cases, module mapping, status and evidence reference</w:t>
+              <w:t>21 cases, module mapping, status and evidence reference</w:t>
             </w:r>
           </w:p>
         </w:tc>
@@ -5320,7 +5642,7 @@
                 <w:b w:val="0"/>
                 <w:sz w:val="18"/>
               </w:rPr>
-              <w:t>TC-018</w:t>
+              <w:t>TC-018 to TC-020</w:t>
             </w:r>
           </w:p>
         </w:tc>
@@ -5329,6 +5651,44 @@
             <w:tcW w:type="dxa" w:w="6192"/>
             <w:vAlign w:val="center"/>
             <w:shd w:fill="FFFFFF"/>
+          </w:tcPr>
+          <w:p>
+            <w:r/>
+            <w:r>
+              <w:rPr>
+                <w:rFonts w:ascii="Arial" w:hAnsi="Arial"/>
+                <w:b w:val="0"/>
+                <w:sz w:val="18"/>
+              </w:rPr>
+              <w:t>Guest access, guest report submission and guest access restriction</w:t>
+            </w:r>
+          </w:p>
+        </w:tc>
+      </w:tr>
+      <w:tr>
+        <w:tc>
+          <w:tcPr>
+            <w:tcW w:type="dxa" w:w="3024"/>
+            <w:vAlign w:val="center"/>
+            <w:shd w:fill="F3F6FA"/>
+          </w:tcPr>
+          <w:p>
+            <w:r/>
+            <w:r>
+              <w:rPr>
+                <w:rFonts w:ascii="Arial" w:hAnsi="Arial"/>
+                <w:b w:val="0"/>
+                <w:sz w:val="18"/>
+              </w:rPr>
+              <w:t>TC-021</w:t>
+            </w:r>
+          </w:p>
+        </w:tc>
+        <w:tc>
+          <w:tcPr>
+            <w:tcW w:type="dxa" w:w="6192"/>
+            <w:vAlign w:val="center"/>
+            <w:shd w:fill="F3F6FA"/>
           </w:tcPr>
           <w:p>
             <w:r/>
